--- a/docs/vignettes/14_purr/purr.docx
+++ b/docs/vignettes/14_purr/purr.docx
@@ -31,7 +31,7 @@
         <w:pStyle w:val="Date"/>
       </w:pPr>
       <w:r>
-        <w:t xml:space="preserve">2026-08-21</w:t>
+        <w:t xml:space="preserve">2026-08-24</w:t>
       </w:r>
     </w:p>
     <w:bookmarkStart w:id="10" w:name="iteration-with-purrr"/>
@@ -2928,7 +2928,7 @@
         <w:rPr>
           <w:rStyle w:val="StringTok"/>
         </w:rPr>
-        <w:t xml:space="preserve">"steelblue"</w:t>
+        <w:t xml:space="preserve">"darkblue"</w:t>
       </w:r>
       <w:r>
         <w:rPr>

--- a/docs/vignettes/14_purr/purr.docx
+++ b/docs/vignettes/14_purr/purr.docx
@@ -31,7 +31,7 @@
         <w:pStyle w:val="Date"/>
       </w:pPr>
       <w:r>
-        <w:t xml:space="preserve">2026-08-24</w:t>
+        <w:t xml:space="preserve">2026-08-25</w:t>
       </w:r>
     </w:p>
     <w:bookmarkStart w:id="10" w:name="iteration-with-purrr"/>

--- a/docs/vignettes/14_purr/purr.docx
+++ b/docs/vignettes/14_purr/purr.docx
@@ -31,7 +31,7 @@
         <w:pStyle w:val="Date"/>
       </w:pPr>
       <w:r>
-        <w:t xml:space="preserve">2026-08-25</w:t>
+        <w:t xml:space="preserve">2026-08-26</w:t>
       </w:r>
     </w:p>
     <w:bookmarkStart w:id="10" w:name="iteration-with-purrr"/>

--- a/docs/vignettes/14_purr/purr.docx
+++ b/docs/vignettes/14_purr/purr.docx
@@ -31,7 +31,7 @@
         <w:pStyle w:val="Date"/>
       </w:pPr>
       <w:r>
-        <w:t xml:space="preserve">2026-08-26</w:t>
+        <w:t xml:space="preserve">2026-08-28</w:t>
       </w:r>
     </w:p>
     <w:bookmarkStart w:id="10" w:name="iteration-with-purrr"/>

--- a/docs/vignettes/14_purr/purr.docx
+++ b/docs/vignettes/14_purr/purr.docx
@@ -31,7 +31,7 @@
         <w:pStyle w:val="Date"/>
       </w:pPr>
       <w:r>
-        <w:t xml:space="preserve">2026-08-28</w:t>
+        <w:t xml:space="preserve">2026-09-01</w:t>
       </w:r>
     </w:p>
     <w:bookmarkStart w:id="10" w:name="iteration-with-purrr"/>

--- a/docs/vignettes/14_purr/purr.docx
+++ b/docs/vignettes/14_purr/purr.docx
@@ -31,7 +31,7 @@
         <w:pStyle w:val="Date"/>
       </w:pPr>
       <w:r>
-        <w:t xml:space="preserve">2026-09-01</w:t>
+        <w:t xml:space="preserve">2026-09-03</w:t>
       </w:r>
     </w:p>
     <w:bookmarkStart w:id="10" w:name="iteration-with-purrr"/>
